--- a/26 comp plans/comp-plan-tory-teague-2026-v3.docx
+++ b/26 comp plans/comp-plan-tory-teague-2026-v3.docx
@@ -597,7 +597,7 @@
                 <w:sz w:val="20"/>
                 <w:szCs w:val="20"/>
               </w:rPr>
-              <w:t xml:space="preserve">$69,941</w:t>
+              <w:t xml:space="preserve">$35,066</w:t>
             </w:r>
           </w:p>
         </w:tc>
@@ -1702,7 +1702,7 @@
           <w:sz w:val="22"/>
           <w:szCs w:val="22"/>
         </w:rPr>
-        <w:t xml:space="preserve">Base Rate = Prorated Variable at 100% / Annual Quota = $69,941 / $2,050,000 = 3.41% (Variable prorated 183/365 days from July 2, 2026 start date)</w:t>
+        <w:t xml:space="preserve">Base Rate = Prorated Variable at 100% / Annual Quota = $69,941 / $2,050,000 = 1.71% (Variable prorated 183/365 days from July 2, 2026 start date)</w:t>
       </w:r>
     </w:p>
     <w:p>
@@ -1930,7 +1930,7 @@
                 <w:sz w:val="20"/>
                 <w:szCs w:val="20"/>
               </w:rPr>
-              <w:t xml:space="preserve">3.41% (flat rate)</w:t>
+              <w:t xml:space="preserve">1.71% (flat rate)</w:t>
             </w:r>
           </w:p>
         </w:tc>
@@ -2665,7 +2665,7 @@
                 <w:sz w:val="20"/>
                 <w:szCs w:val="20"/>
               </w:rPr>
-              <w:t xml:space="preserve">Commission-Earnable Variable (= Prorated Variable)</w:t>
+              <w:t xml:space="preserve">Commission-Earnable Variable (Prorated Variable minus H2 Non-Recoverable Draw)</w:t>
             </w:r>
           </w:p>
         </w:tc>
@@ -2696,7 +2696,7 @@
                 <w:sz w:val="20"/>
                 <w:szCs w:val="20"/>
               </w:rPr>
-              <w:t xml:space="preserve">$69,941</w:t>
+              <w:t xml:space="preserve">$35,066</w:t>
             </w:r>
           </w:p>
         </w:tc>
@@ -2763,7 +2763,7 @@
                 <w:sz w:val="20"/>
                 <w:szCs w:val="20"/>
               </w:rPr>
-              <w:t xml:space="preserve">3.41% (Prorated Variable at 100% / Annual Quota = $69,941 / $2,050,000)</w:t>
+              <w:t xml:space="preserve">1.71% (Prorated Variable at 100% / Annual Quota = $69,941 / $2,050,000)</w:t>
             </w:r>
           </w:p>
         </w:tc>
